--- a/Richard/Java React/Richard_Bozeman.docx
+++ b/Richard/Java React/Richard_Bozeman.docx
@@ -30,32 +30,22 @@
           <w:sz w:val="22"/>
           <w:szCs w:val="22"/>
         </w:rPr>
-        <w:t xml:space="preserve">Senior Software Engineer at </w:t>
-      </w:r>
-      <w:proofErr w:type="spellStart"/>
-      <w:r>
-        <w:rPr>
-          <w:rFonts w:ascii="Arial" w:eastAsia="Arial" w:hAnsi="Arial" w:cs="Arial"/>
-          <w:b/>
-          <w:bCs/>
-          <w:color w:val="6F8F6B"/>
-          <w:sz w:val="22"/>
-          <w:szCs w:val="22"/>
-        </w:rPr>
-        <w:t>Saritasa</w:t>
-      </w:r>
-      <w:proofErr w:type="spellEnd"/>
+        <w:t>Senior Software Engineer</w:t>
+      </w:r>
     </w:p>
     <w:p>
       <w:pPr>
         <w:spacing w:after="160"/>
+      </w:pPr>
+      <w:r>
         <w:rPr>
           <w:rFonts w:ascii="Arial" w:eastAsia="Arial" w:hAnsi="Arial" w:cs="Arial"/>
           <w:color w:val="4B5563"/>
           <w:sz w:val="19"/>
           <w:szCs w:val="19"/>
         </w:rPr>
-      </w:pPr>
+        <w:t>richardbozemandev@outlook.com</w:t>
+      </w:r>
       <w:r>
         <w:rPr>
           <w:rFonts w:ascii="Arial" w:eastAsia="Arial" w:hAnsi="Arial" w:cs="Arial"/>
@@ -63,7 +53,25 @@
           <w:sz w:val="19"/>
           <w:szCs w:val="19"/>
         </w:rPr>
-        <w:t>richard.bozeman.1992@outlook.com | linkedin.com/in/richard-bozeman-0a8b9a3a6 | Florida, United States | +</w:t>
+        <w:t xml:space="preserve"> | </w:t>
+      </w:r>
+      <w:r>
+        <w:rPr>
+          <w:rFonts w:ascii="Arial" w:eastAsia="Arial" w:hAnsi="Arial" w:cs="Arial"/>
+          <w:color w:val="4B5563"/>
+          <w:sz w:val="19"/>
+          <w:szCs w:val="19"/>
+        </w:rPr>
+        <w:t>https://www.linkedin.com/in/richard-bozeman-b627703b1</w:t>
+      </w:r>
+      <w:r>
+        <w:rPr>
+          <w:rFonts w:ascii="Arial" w:eastAsia="Arial" w:hAnsi="Arial" w:cs="Arial"/>
+          <w:color w:val="4B5563"/>
+          <w:sz w:val="19"/>
+          <w:szCs w:val="19"/>
+        </w:rPr>
+        <w:t>| Florida, United States    +</w:t>
       </w:r>
       <w:r>
         <w:rPr>
@@ -127,8 +135,9 @@
           <w:sz w:val="21"/>
           <w:szCs w:val="21"/>
         </w:rPr>
-        <w:t>, and the glue that kee</w:t>
-      </w:r>
+        <w:t xml:space="preserve">, and the glue that keeps everything from falling apart at 2 AM. I’m big on clean architecture, pragmatic engineering, and making systems boring (the highest compliment in production). What you can expect from me: scalable services and well-designed APIs, cloud + </w:t>
+      </w:r>
+      <w:proofErr w:type="spellStart"/>
       <w:r>
         <w:rPr>
           <w:rFonts w:ascii="Arial" w:eastAsia="Arial" w:hAnsi="Arial" w:cs="Arial"/>
@@ -136,9 +145,9 @@
           <w:sz w:val="21"/>
           <w:szCs w:val="21"/>
         </w:rPr>
-        <w:t xml:space="preserve">ps everything from falling apart at 2 AM. I’m big on clean architecture, pragmatic engineering, and making systems boring (the highest compliment in production). What you can expect from me: scalable services and well-designed APIs, cloud + </w:t>
-      </w:r>
-      <w:proofErr w:type="spellStart"/>
+        <w:t>DevOps</w:t>
+      </w:r>
+      <w:proofErr w:type="spellEnd"/>
       <w:r>
         <w:rPr>
           <w:rFonts w:ascii="Arial" w:eastAsia="Arial" w:hAnsi="Arial" w:cs="Arial"/>
@@ -146,9 +155,9 @@
           <w:sz w:val="21"/>
           <w:szCs w:val="21"/>
         </w:rPr>
-        <w:t>DevOps</w:t>
-      </w:r>
-      <w:proofErr w:type="spellEnd"/>
+        <w:t xml:space="preserve"> mindset (automation over heroics), performance, security, and reliability baked in, strong ownership, clear communication, zero drama, mentoring, reviews, and helping </w:t>
+      </w:r>
+      <w:proofErr w:type="gramStart"/>
       <w:r>
         <w:rPr>
           <w:rFonts w:ascii="Arial" w:eastAsia="Arial" w:hAnsi="Arial" w:cs="Arial"/>
@@ -156,8 +165,9 @@
           <w:sz w:val="21"/>
           <w:szCs w:val="21"/>
         </w:rPr>
-        <w:t xml:space="preserve"> mindset </w:t>
-      </w:r>
+        <w:t>teams</w:t>
+      </w:r>
+      <w:proofErr w:type="gramEnd"/>
       <w:r>
         <w:rPr>
           <w:rFonts w:ascii="Arial" w:eastAsia="Arial" w:hAnsi="Arial" w:cs="Arial"/>
@@ -165,36 +175,7 @@
           <w:sz w:val="21"/>
           <w:szCs w:val="21"/>
         </w:rPr>
-        <w:t xml:space="preserve">(automation over heroics), performance, security, and reliability baked in, strong ownership, clear communication, zero drama, mentoring, reviews, and helping </w:t>
-      </w:r>
-      <w:proofErr w:type="gramStart"/>
-      <w:r>
-        <w:rPr>
-          <w:rFonts w:ascii="Arial" w:eastAsia="Arial" w:hAnsi="Arial" w:cs="Arial"/>
-          <w:color w:val="111111"/>
-          <w:sz w:val="21"/>
-          <w:szCs w:val="21"/>
-        </w:rPr>
-        <w:t>teams</w:t>
-      </w:r>
-      <w:proofErr w:type="gramEnd"/>
-      <w:r>
-        <w:rPr>
-          <w:rFonts w:ascii="Arial" w:eastAsia="Arial" w:hAnsi="Arial" w:cs="Arial"/>
-          <w:color w:val="111111"/>
-          <w:sz w:val="21"/>
-          <w:szCs w:val="21"/>
-        </w:rPr>
-        <w:t xml:space="preserve"> level up. If your team likes shipping, learning, and laughing a little while doing serious </w:t>
-      </w:r>
-      <w:r>
-        <w:rPr>
-          <w:rFonts w:ascii="Arial" w:eastAsia="Arial" w:hAnsi="Arial" w:cs="Arial"/>
-          <w:color w:val="111111"/>
-          <w:sz w:val="21"/>
-          <w:szCs w:val="21"/>
-        </w:rPr>
-        <w:t>work—let’s connect.</w:t>
+        <w:t xml:space="preserve"> level up. If your team likes shipping, learning, and laughing a little while doing serious work—let’s connect.</w:t>
       </w:r>
     </w:p>
     <w:p>
@@ -240,12 +221,6 @@
         <w:gridCol w:w="2545"/>
       </w:tblGrid>
       <w:tr>
-        <w:tblPrEx>
-          <w:tblCellMar>
-            <w:top w:w="0" w:type="dxa"/>
-            <w:bottom w:w="0" w:type="dxa"/>
-          </w:tblCellMar>
-        </w:tblPrEx>
         <w:tc>
           <w:tcPr>
             <w:tcW w:w="1250" w:type="pct"/>
@@ -412,29 +387,12 @@
                 <w:sz w:val="19"/>
                 <w:szCs w:val="19"/>
               </w:rPr>
-              <w:t xml:space="preserve"> REST Framework for data-dr</w:t>
-            </w:r>
-            <w:r>
-              <w:rPr>
-                <w:rFonts w:ascii="Arial" w:eastAsia="Arial" w:hAnsi="Arial" w:cs="Arial"/>
-                <w:b/>
-                <w:bCs/>
-                <w:color w:val="111111"/>
-                <w:sz w:val="19"/>
-                <w:szCs w:val="19"/>
-              </w:rPr>
-              <w:t>iven applications</w:t>
+              <w:t xml:space="preserve"> REST Framework for data-driven applications</w:t>
             </w:r>
           </w:p>
         </w:tc>
       </w:tr>
       <w:tr>
-        <w:tblPrEx>
-          <w:tblCellMar>
-            <w:top w:w="0" w:type="dxa"/>
-            <w:bottom w:w="0" w:type="dxa"/>
-          </w:tblCellMar>
-        </w:tblPrEx>
         <w:tc>
           <w:tcPr>
             <w:tcW w:w="1250" w:type="pct"/>
@@ -594,12 +552,6 @@
         </w:tc>
       </w:tr>
       <w:tr>
-        <w:tblPrEx>
-          <w:tblCellMar>
-            <w:top w:w="0" w:type="dxa"/>
-            <w:bottom w:w="0" w:type="dxa"/>
-          </w:tblCellMar>
-        </w:tblPrEx>
         <w:tc>
           <w:tcPr>
             <w:tcW w:w="1250" w:type="pct"/>
@@ -759,12 +711,6 @@
         </w:tc>
       </w:tr>
       <w:tr>
-        <w:tblPrEx>
-          <w:tblCellMar>
-            <w:top w:w="0" w:type="dxa"/>
-            <w:bottom w:w="0" w:type="dxa"/>
-          </w:tblCellMar>
-        </w:tblPrEx>
         <w:tc>
           <w:tcPr>
             <w:tcW w:w="1250" w:type="pct"/>
@@ -900,50 +846,33 @@
         </w:tc>
       </w:tr>
       <w:tr>
-        <w:tblPrEx>
-          <w:tblCellMar>
-            <w:top w:w="0" w:type="dxa"/>
-            <w:bottom w:w="0" w:type="dxa"/>
-          </w:tblCellMar>
-        </w:tblPrEx>
-        <w:tc>
-          <w:tcPr>
-            <w:tcW w:w="1250" w:type="pct"/>
-            <w:tcBorders>
-              <w:top w:val="none" w:sz="0" w:space="0" w:color="FFFFFF"/>
-              <w:left w:val="none" w:sz="0" w:space="0" w:color="FFFFFF"/>
-              <w:bottom w:val="single" w:sz="4" w:space="0" w:color="CFD5CC"/>
-              <w:right w:val="none" w:sz="0" w:space="0" w:color="FFFFFF"/>
-            </w:tcBorders>
-            <w:tcMar>
-              <w:top w:w="0" w:type="dxa"/>
-              <w:left w:w="0" w:type="dxa"/>
-              <w:bottom w:w="40" w:type="dxa"/>
-              <w:right w:w="0" w:type="dxa"/>
-            </w:tcMar>
-          </w:tcPr>
-          <w:p>
-            <w:r>
-              <w:rPr>
-                <w:rFonts w:ascii="Arial" w:eastAsia="Arial" w:hAnsi="Arial" w:cs="Arial"/>
-                <w:b/>
-                <w:bCs/>
-                <w:color w:val="111111"/>
-                <w:sz w:val="19"/>
-                <w:szCs w:val="19"/>
-              </w:rPr>
-              <w:t>Vue.j</w:t>
-            </w:r>
-            <w:r>
-              <w:rPr>
-                <w:rFonts w:ascii="Arial" w:eastAsia="Arial" w:hAnsi="Arial" w:cs="Arial"/>
-                <w:b/>
-                <w:bCs/>
-                <w:color w:val="111111"/>
-                <w:sz w:val="19"/>
-                <w:szCs w:val="19"/>
-              </w:rPr>
-              <w:t>s (</w:t>
+        <w:tc>
+          <w:tcPr>
+            <w:tcW w:w="1250" w:type="pct"/>
+            <w:tcBorders>
+              <w:top w:val="none" w:sz="0" w:space="0" w:color="FFFFFF"/>
+              <w:left w:val="none" w:sz="0" w:space="0" w:color="FFFFFF"/>
+              <w:bottom w:val="single" w:sz="4" w:space="0" w:color="CFD5CC"/>
+              <w:right w:val="none" w:sz="0" w:space="0" w:color="FFFFFF"/>
+            </w:tcBorders>
+            <w:tcMar>
+              <w:top w:w="0" w:type="dxa"/>
+              <w:left w:w="0" w:type="dxa"/>
+              <w:bottom w:w="40" w:type="dxa"/>
+              <w:right w:w="0" w:type="dxa"/>
+            </w:tcMar>
+          </w:tcPr>
+          <w:p>
+            <w:r>
+              <w:rPr>
+                <w:rFonts w:ascii="Arial" w:eastAsia="Arial" w:hAnsi="Arial" w:cs="Arial"/>
+                <w:b/>
+                <w:bCs/>
+                <w:color w:val="111111"/>
+                <w:sz w:val="19"/>
+                <w:szCs w:val="19"/>
+              </w:rPr>
+              <w:t>Vue.js (</w:t>
             </w:r>
             <w:proofErr w:type="spellStart"/>
             <w:r>
@@ -1089,12 +1018,6 @@
         </w:tc>
       </w:tr>
       <w:tr>
-        <w:tblPrEx>
-          <w:tblCellMar>
-            <w:top w:w="0" w:type="dxa"/>
-            <w:bottom w:w="0" w:type="dxa"/>
-          </w:tblCellMar>
-        </w:tblPrEx>
         <w:tc>
           <w:tcPr>
             <w:tcW w:w="1250" w:type="pct"/>
@@ -1211,29 +1134,12 @@
                 <w:sz w:val="19"/>
                 <w:szCs w:val="19"/>
               </w:rPr>
-              <w:t>Accessibility-minded UI implementation and keyboard n</w:t>
-            </w:r>
-            <w:r>
-              <w:rPr>
-                <w:rFonts w:ascii="Arial" w:eastAsia="Arial" w:hAnsi="Arial" w:cs="Arial"/>
-                <w:b/>
-                <w:bCs/>
-                <w:color w:val="111111"/>
-                <w:sz w:val="19"/>
-                <w:szCs w:val="19"/>
-              </w:rPr>
-              <w:t>avigation</w:t>
+              <w:t>Accessibility-minded UI implementation and keyboard navigation</w:t>
             </w:r>
           </w:p>
         </w:tc>
       </w:tr>
       <w:tr>
-        <w:tblPrEx>
-          <w:tblCellMar>
-            <w:top w:w="0" w:type="dxa"/>
-            <w:bottom w:w="0" w:type="dxa"/>
-          </w:tblCellMar>
-        </w:tblPrEx>
         <w:tc>
           <w:tcPr>
             <w:tcW w:w="1250" w:type="pct"/>
@@ -1350,29 +1256,12 @@
                 <w:sz w:val="19"/>
                 <w:szCs w:val="19"/>
               </w:rPr>
-              <w:t xml:space="preserve">Infrastructure automation mindset (repeatable </w:t>
-            </w:r>
-            <w:r>
-              <w:rPr>
-                <w:rFonts w:ascii="Arial" w:eastAsia="Arial" w:hAnsi="Arial" w:cs="Arial"/>
-                <w:b/>
-                <w:bCs/>
-                <w:color w:val="111111"/>
-                <w:sz w:val="19"/>
-                <w:szCs w:val="19"/>
-              </w:rPr>
-              <w:t>environments, drift control)</w:t>
+              <w:t>Infrastructure automation mindset (repeatable environments, drift control)</w:t>
             </w:r>
           </w:p>
         </w:tc>
       </w:tr>
       <w:tr>
-        <w:tblPrEx>
-          <w:tblCellMar>
-            <w:top w:w="0" w:type="dxa"/>
-            <w:bottom w:w="0" w:type="dxa"/>
-          </w:tblCellMar>
-        </w:tblPrEx>
         <w:tc>
           <w:tcPr>
             <w:tcW w:w="1250" w:type="pct"/>
@@ -1526,29 +1415,12 @@
                 <w:sz w:val="19"/>
                 <w:szCs w:val="19"/>
               </w:rPr>
-              <w:t>,</w:t>
-            </w:r>
-            <w:r>
-              <w:rPr>
-                <w:rFonts w:ascii="Arial" w:eastAsia="Arial" w:hAnsi="Arial" w:cs="Arial"/>
-                <w:b/>
-                <w:bCs/>
-                <w:color w:val="111111"/>
-                <w:sz w:val="19"/>
-                <w:szCs w:val="19"/>
-              </w:rPr>
-              <w:t xml:space="preserve"> on-call readiness, and incident retrospectives</w:t>
+              <w:t>, on-call readiness, and incident retrospectives</w:t>
             </w:r>
           </w:p>
         </w:tc>
       </w:tr>
       <w:tr>
-        <w:tblPrEx>
-          <w:tblCellMar>
-            <w:top w:w="0" w:type="dxa"/>
-            <w:bottom w:w="0" w:type="dxa"/>
-          </w:tblCellMar>
-        </w:tblPrEx>
         <w:tc>
           <w:tcPr>
             <w:tcW w:w="1250" w:type="pct"/>
@@ -1695,12 +1567,6 @@
         </w:tc>
       </w:tr>
       <w:tr>
-        <w:tblPrEx>
-          <w:tblCellMar>
-            <w:top w:w="0" w:type="dxa"/>
-            <w:bottom w:w="0" w:type="dxa"/>
-          </w:tblCellMar>
-        </w:tblPrEx>
         <w:tc>
           <w:tcPr>
             <w:tcW w:w="1250" w:type="pct"/>
@@ -1757,18 +1623,7 @@
                 <w:sz w:val="19"/>
                 <w:szCs w:val="19"/>
               </w:rPr>
-              <w:t>Message-driven design with durable que</w:t>
-            </w:r>
-            <w:r>
-              <w:rPr>
-                <w:rFonts w:ascii="Arial" w:eastAsia="Arial" w:hAnsi="Arial" w:cs="Arial"/>
-                <w:b/>
-                <w:bCs/>
-                <w:color w:val="111111"/>
-                <w:sz w:val="19"/>
-                <w:szCs w:val="19"/>
-              </w:rPr>
-              <w:t>ues and backpressure handling</w:t>
+              <w:t>Message-driven design with durable queues and backpressure handling</w:t>
             </w:r>
           </w:p>
         </w:tc>
@@ -1834,12 +1689,6 @@
         </w:tc>
       </w:tr>
       <w:tr>
-        <w:tblPrEx>
-          <w:tblCellMar>
-            <w:top w:w="0" w:type="dxa"/>
-            <w:bottom w:w="0" w:type="dxa"/>
-          </w:tblCellMar>
-        </w:tblPrEx>
         <w:tc>
           <w:tcPr>
             <w:tcW w:w="1250" w:type="pct"/>
@@ -1920,18 +1769,7 @@
                 <w:sz w:val="19"/>
                 <w:szCs w:val="19"/>
               </w:rPr>
-              <w:t>OWASP-aligned thinking f</w:t>
-            </w:r>
-            <w:r>
-              <w:rPr>
-                <w:rFonts w:ascii="Arial" w:eastAsia="Arial" w:hAnsi="Arial" w:cs="Arial"/>
-                <w:b/>
-                <w:bCs/>
-                <w:color w:val="111111"/>
-                <w:sz w:val="19"/>
-                <w:szCs w:val="19"/>
-              </w:rPr>
-              <w:t>or common web risks and mitigations</w:t>
+              <w:t>OWASP-aligned thinking for common web risks and mitigations</w:t>
             </w:r>
           </w:p>
         </w:tc>
@@ -1997,12 +1835,6 @@
         </w:tc>
       </w:tr>
       <w:tr>
-        <w:tblPrEx>
-          <w:tblCellMar>
-            <w:top w:w="0" w:type="dxa"/>
-            <w:bottom w:w="0" w:type="dxa"/>
-          </w:tblCellMar>
-        </w:tblPrEx>
         <w:tc>
           <w:tcPr>
             <w:tcW w:w="1250" w:type="pct"/>
@@ -2059,18 +1891,7 @@
                 <w:sz w:val="19"/>
                 <w:szCs w:val="19"/>
               </w:rPr>
-              <w:t xml:space="preserve">SLO/SLI thinking for reliability </w:t>
-            </w:r>
-            <w:r>
-              <w:rPr>
-                <w:rFonts w:ascii="Arial" w:eastAsia="Arial" w:hAnsi="Arial" w:cs="Arial"/>
-                <w:b/>
-                <w:bCs/>
-                <w:color w:val="111111"/>
-                <w:sz w:val="19"/>
-                <w:szCs w:val="19"/>
-              </w:rPr>
-              <w:t>targets and measurable outcomes</w:t>
+              <w:t>SLO/SLI thinking for reliability targets and measurable outcomes</w:t>
             </w:r>
           </w:p>
         </w:tc>
@@ -2136,12 +1957,6 @@
         </w:tc>
       </w:tr>
       <w:tr>
-        <w:tblPrEx>
-          <w:tblCellMar>
-            <w:top w:w="0" w:type="dxa"/>
-            <w:bottom w:w="0" w:type="dxa"/>
-          </w:tblCellMar>
-        </w:tblPrEx>
         <w:tc>
           <w:tcPr>
             <w:tcW w:w="1250" w:type="pct"/>
@@ -2264,12 +2079,6 @@
         </w:tc>
       </w:tr>
       <w:tr>
-        <w:tblPrEx>
-          <w:tblCellMar>
-            <w:top w:w="0" w:type="dxa"/>
-            <w:bottom w:w="0" w:type="dxa"/>
-          </w:tblCellMar>
-        </w:tblPrEx>
         <w:tc>
           <w:tcPr>
             <w:tcW w:w="1250" w:type="pct"/>
@@ -2444,14 +2253,7 @@
           <w:rFonts w:ascii="Arial" w:eastAsia="Arial" w:hAnsi="Arial" w:cs="Arial"/>
           <w:color w:val="111111"/>
         </w:rPr>
-        <w:t>- Designed and shipped Python-based backend ser</w:t>
-      </w:r>
-      <w:r>
-        <w:rPr>
-          <w:rFonts w:ascii="Arial" w:eastAsia="Arial" w:hAnsi="Arial" w:cs="Arial"/>
-          <w:color w:val="111111"/>
-        </w:rPr>
-        <w:t>vices and REST APIs with predictable versioning, careful deprecation strategy, and stable contracts so client applications could evolve without breaking production users.</w:t>
+        <w:t>- Designed and shipped Python-based backend services and REST APIs with predictable versioning, careful deprecation strategy, and stable contracts so client applications could evolve without breaking production users.</w:t>
       </w:r>
     </w:p>
     <w:p>
@@ -2465,14 +2267,7 @@
           <w:rFonts w:ascii="Arial" w:eastAsia="Arial" w:hAnsi="Arial" w:cs="Arial"/>
           <w:color w:val="111111"/>
         </w:rPr>
-        <w:t>- Built reliability into critical flows by tightening timeout and retry behavior, eli</w:t>
-      </w:r>
-      <w:r>
-        <w:rPr>
-          <w:rFonts w:ascii="Arial" w:eastAsia="Arial" w:hAnsi="Arial" w:cs="Arial"/>
-          <w:color w:val="111111"/>
-        </w:rPr>
-        <w:t>minating hidden coupling, and adding safe defaults so partial outages degraded gracefully rather than cascading into platform-wide incidents.</w:t>
+        <w:t>- Built reliability into critical flows by tightening timeout and retry behavior, eliminating hidden coupling, and adding safe defaults so partial outages degraded gracefully rather than cascading into platform-wide incidents.</w:t>
       </w:r>
     </w:p>
     <w:p>
@@ -2486,14 +2281,7 @@
           <w:rFonts w:ascii="Arial" w:eastAsia="Arial" w:hAnsi="Arial" w:cs="Arial"/>
           <w:color w:val="111111"/>
         </w:rPr>
-        <w:t>- Improved operational clarity by standardizing structured logs, request correlation, and actionable alerting, whi</w:t>
-      </w:r>
-      <w:r>
-        <w:rPr>
-          <w:rFonts w:ascii="Arial" w:eastAsia="Arial" w:hAnsi="Arial" w:cs="Arial"/>
-          <w:color w:val="111111"/>
-        </w:rPr>
-        <w:t>ch materially shortened time-to-diagnosis during high-pressure production troubleshooting.</w:t>
+        <w:t>- Improved operational clarity by standardizing structured logs, request correlation, and actionable alerting, which materially shortened time-to-diagnosis during high-pressure production troubleshooting.</w:t>
       </w:r>
     </w:p>
     <w:p>
@@ -2507,14 +2295,7 @@
           <w:rFonts w:ascii="Arial" w:eastAsia="Arial" w:hAnsi="Arial" w:cs="Arial"/>
           <w:color w:val="111111"/>
         </w:rPr>
-        <w:t xml:space="preserve">- Led performance improvements by profiling hotspots, reducing noisy queries, and implementing caching and pagination patterns, resulting in more consistent latency </w:t>
-      </w:r>
-      <w:r>
-        <w:rPr>
-          <w:rFonts w:ascii="Arial" w:eastAsia="Arial" w:hAnsi="Arial" w:cs="Arial"/>
-          <w:color w:val="111111"/>
-        </w:rPr>
-        <w:t>under peak traffic and fewer database contention spikes.</w:t>
+        <w:t>- Led performance improvements by profiling hotspots, reducing noisy queries, and implementing caching and pagination patterns, resulting in more consistent latency under peak traffic and fewer database contention spikes.</w:t>
       </w:r>
     </w:p>
     <w:p>
@@ -2528,14 +2309,7 @@
           <w:rFonts w:ascii="Arial" w:eastAsia="Arial" w:hAnsi="Arial" w:cs="Arial"/>
           <w:color w:val="111111"/>
         </w:rPr>
-        <w:t>- Drove security-first changes by hardening input validation, clarifying authorization boundaries, and ensuring secrets and configuration were handled safely across environments without leaking sensi</w:t>
-      </w:r>
-      <w:r>
-        <w:rPr>
-          <w:rFonts w:ascii="Arial" w:eastAsia="Arial" w:hAnsi="Arial" w:cs="Arial"/>
-          <w:color w:val="111111"/>
-        </w:rPr>
-        <w:t>tive data into logs.</w:t>
+        <w:t>- Drove security-first changes by hardening input validation, clarifying authorization boundaries, and ensuring secrets and configuration were handled safely across environments without leaking sensitive data into logs.</w:t>
       </w:r>
     </w:p>
     <w:p>
@@ -2577,14 +2351,7 @@
           <w:rFonts w:ascii="Arial" w:eastAsia="Arial" w:hAnsi="Arial" w:cs="Arial"/>
           <w:color w:val="111111"/>
         </w:rPr>
-        <w:t>- Implemented background processing patterns wi</w:t>
-      </w:r>
-      <w:r>
-        <w:rPr>
-          <w:rFonts w:ascii="Arial" w:eastAsia="Arial" w:hAnsi="Arial" w:cs="Arial"/>
-          <w:color w:val="111111"/>
-        </w:rPr>
-        <w:t>th durable queues, idempotent handlers, and observable retries so long-running work became dependable and easy to support without manual intervention.</w:t>
+        <w:t>- Implemented background processing patterns with durable queues, idempotent handlers, and observable retries so long-running work became dependable and easy to support without manual intervention.</w:t>
       </w:r>
     </w:p>
     <w:p>
@@ -2598,14 +2365,7 @@
           <w:rFonts w:ascii="Arial" w:eastAsia="Arial" w:hAnsi="Arial" w:cs="Arial"/>
           <w:color w:val="111111"/>
         </w:rPr>
-        <w:t>- Standardized API error semantics and response envelopes across services, enabling front-end teams to im</w:t>
-      </w:r>
-      <w:r>
-        <w:rPr>
-          <w:rFonts w:ascii="Arial" w:eastAsia="Arial" w:hAnsi="Arial" w:cs="Arial"/>
-          <w:color w:val="111111"/>
-        </w:rPr>
-        <w:t>plement consistent UX for failures while keeping server-side behavior measurable and auditable.</w:t>
+        <w:t>- Standardized API error semantics and response envelopes across services, enabling front-end teams to implement consistent UX for failures while keeping server-side behavior measurable and auditable.</w:t>
       </w:r>
     </w:p>
     <w:p>
@@ -2619,14 +2379,7 @@
           <w:rFonts w:ascii="Arial" w:eastAsia="Arial" w:hAnsi="Arial" w:cs="Arial"/>
           <w:color w:val="111111"/>
         </w:rPr>
-        <w:t>- Contributed to cloud hosting and environment promotion practices by improving configuration discipline, separating concerns by stage, and ensuring release art</w:t>
-      </w:r>
-      <w:r>
-        <w:rPr>
-          <w:rFonts w:ascii="Arial" w:eastAsia="Arial" w:hAnsi="Arial" w:cs="Arial"/>
-          <w:color w:val="111111"/>
-        </w:rPr>
-        <w:t xml:space="preserve">ifacts behaved consistently across </w:t>
+        <w:t xml:space="preserve">- Contributed to cloud hosting and environment promotion practices by improving configuration discipline, separating concerns by stage, and ensuring release artifacts behaved consistently across </w:t>
       </w:r>
       <w:proofErr w:type="spellStart"/>
       <w:r>
@@ -2672,14 +2425,7 @@
           <w:rFonts w:ascii="Arial" w:eastAsia="Arial" w:hAnsi="Arial" w:cs="Arial"/>
           <w:color w:val="111111"/>
         </w:rPr>
-        <w:t xml:space="preserve"> and on-call readiness improvements, documenting known failure modes and decision trees so responders could act quickly and confidently during late-night incide</w:t>
-      </w:r>
-      <w:r>
-        <w:rPr>
-          <w:rFonts w:ascii="Arial" w:eastAsia="Arial" w:hAnsi="Arial" w:cs="Arial"/>
-          <w:color w:val="111111"/>
-        </w:rPr>
-        <w:t>nts.</w:t>
+        <w:t xml:space="preserve"> and on-call readiness improvements, documenting known failure modes and decision trees so responders could act quickly and confidently during late-night incidents.</w:t>
       </w:r>
     </w:p>
     <w:p>
@@ -2707,14 +2453,7 @@
           <w:rFonts w:ascii="Arial" w:eastAsia="Arial" w:hAnsi="Arial" w:cs="Arial"/>
           <w:color w:val="111111"/>
         </w:rPr>
-        <w:t>- Improved cross-service integration reliability by tightenin</w:t>
-      </w:r>
-      <w:r>
-        <w:rPr>
-          <w:rFonts w:ascii="Arial" w:eastAsia="Arial" w:hAnsi="Arial" w:cs="Arial"/>
-          <w:color w:val="111111"/>
-        </w:rPr>
-        <w:t xml:space="preserve">g </w:t>
+        <w:t xml:space="preserve">- Improved cross-service integration reliability by tightening </w:t>
       </w:r>
       <w:proofErr w:type="spellStart"/>
       <w:r>
@@ -2760,14 +2499,7 @@
           <w:rFonts w:ascii="Arial" w:eastAsia="Arial" w:hAnsi="Arial" w:cs="Arial"/>
           <w:color w:val="111111"/>
         </w:rPr>
-        <w:t>- Regularly communicated risk, progress, and tradeoffs in plain language, keeping stakeholders alig</w:t>
-      </w:r>
-      <w:r>
-        <w:rPr>
-          <w:rFonts w:ascii="Arial" w:eastAsia="Arial" w:hAnsi="Arial" w:cs="Arial"/>
-          <w:color w:val="111111"/>
-        </w:rPr>
-        <w:t>ned while protecting engineering focus and ensuring delivery remained predictable even under shifting priorities.</w:t>
+        <w:t>- Regularly communicated risk, progress, and tradeoffs in plain language, keeping stakeholders aligned while protecting engineering focus and ensuring delivery remained predictable even under shifting priorities.</w:t>
       </w:r>
     </w:p>
     <w:p>
@@ -2829,14 +2561,7 @@
           <w:rFonts w:ascii="Arial" w:eastAsia="Arial" w:hAnsi="Arial" w:cs="Arial"/>
           <w:color w:val="111111"/>
         </w:rPr>
-        <w:t>- Delivered backend features and integrations w</w:t>
-      </w:r>
-      <w:r>
-        <w:rPr>
-          <w:rFonts w:ascii="Arial" w:eastAsia="Arial" w:hAnsi="Arial" w:cs="Arial"/>
-          <w:color w:val="111111"/>
-        </w:rPr>
-        <w:t>ith a strong focus on correctness and operability, ensuring production systems behaved predictably during frequent change and tight customer timelines.</w:t>
+        <w:t>- Delivered backend features and integrations with a strong focus on correctness and operability, ensuring production systems behaved predictably during frequent change and tight customer timelines.</w:t>
       </w:r>
     </w:p>
     <w:p>
@@ -2850,14 +2575,7 @@
           <w:rFonts w:ascii="Arial" w:eastAsia="Arial" w:hAnsi="Arial" w:cs="Arial"/>
           <w:color w:val="111111"/>
         </w:rPr>
-        <w:t>- Implemented and maintained Python services and API endpoints with careful validation, consistent error</w:t>
-      </w:r>
-      <w:r>
-        <w:rPr>
-          <w:rFonts w:ascii="Arial" w:eastAsia="Arial" w:hAnsi="Arial" w:cs="Arial"/>
-          <w:color w:val="111111"/>
-        </w:rPr>
-        <w:t xml:space="preserve"> handling, and defensive programming so edge cases did not become recurring support escalations.</w:t>
+        <w:t>- Implemented and maintained Python services and API endpoints with careful validation, consistent error handling, and defensive programming so edge cases did not become recurring support escalations.</w:t>
       </w:r>
     </w:p>
     <w:p>
@@ -2871,14 +2589,7 @@
           <w:rFonts w:ascii="Arial" w:eastAsia="Arial" w:hAnsi="Arial" w:cs="Arial"/>
           <w:color w:val="111111"/>
         </w:rPr>
-        <w:t>- Improved release automation by refining CI/CD workflows, reducing manual steps, and establishing repeatable deployment checks that lowered rollout risk and r</w:t>
-      </w:r>
-      <w:r>
-        <w:rPr>
-          <w:rFonts w:ascii="Arial" w:eastAsia="Arial" w:hAnsi="Arial" w:cs="Arial"/>
-          <w:color w:val="111111"/>
-        </w:rPr>
-        <w:t>educed downtime during releases.</w:t>
+        <w:t>- Improved release automation by refining CI/CD workflows, reducing manual steps, and establishing repeatable deployment checks that lowered rollout risk and reduced downtime during releases.</w:t>
       </w:r>
     </w:p>
     <w:p>
@@ -2906,14 +2617,7 @@
           <w:rFonts w:ascii="Arial" w:eastAsia="Arial" w:hAnsi="Arial" w:cs="Arial"/>
           <w:color w:val="111111"/>
         </w:rPr>
-        <w:t>- Strengthene</w:t>
-      </w:r>
-      <w:r>
-        <w:rPr>
-          <w:rFonts w:ascii="Arial" w:eastAsia="Arial" w:hAnsi="Arial" w:cs="Arial"/>
-          <w:color w:val="111111"/>
-        </w:rPr>
-        <w:t xml:space="preserve">d reliability through pragmatic fault isolation patterns, including sensible timeouts, retries with </w:t>
+        <w:t xml:space="preserve">- Strengthened reliability through pragmatic fault isolation patterns, including sensible timeouts, retries with </w:t>
       </w:r>
       <w:proofErr w:type="spellStart"/>
       <w:r>
@@ -2943,14 +2647,7 @@
           <w:rFonts w:ascii="Arial" w:eastAsia="Arial" w:hAnsi="Arial" w:cs="Arial"/>
           <w:color w:val="111111"/>
         </w:rPr>
-        <w:t>- Optimized database performance by analyzing query patterns, adding appro</w:t>
-      </w:r>
-      <w:r>
-        <w:rPr>
-          <w:rFonts w:ascii="Arial" w:eastAsia="Arial" w:hAnsi="Arial" w:cs="Arial"/>
-          <w:color w:val="111111"/>
-        </w:rPr>
-        <w:t>priate indexes, and reducing unnecessary round trips, which improved response consistency and reduced lock contention under load.</w:t>
+        <w:t>- Optimized database performance by analyzing query patterns, adding appropriate indexes, and reducing unnecessary round trips, which improved response consistency and reduced lock contention under load.</w:t>
       </w:r>
     </w:p>
     <w:p>
@@ -2980,14 +2677,7 @@
           <w:rFonts w:ascii="Arial" w:eastAsia="Arial" w:hAnsi="Arial" w:cs="Arial"/>
           <w:color w:val="111111"/>
         </w:rPr>
-        <w:t xml:space="preserve"> ingestion, and reconci</w:t>
-      </w:r>
-      <w:r>
-        <w:rPr>
-          <w:rFonts w:ascii="Arial" w:eastAsia="Arial" w:hAnsi="Arial" w:cs="Arial"/>
-          <w:color w:val="111111"/>
-        </w:rPr>
-        <w:t>liation jobs to handle missing events and eventual consistency realities.</w:t>
+        <w:t xml:space="preserve"> ingestion, and reconciliation jobs to handle missing events and eventual consistency realities.</w:t>
       </w:r>
     </w:p>
     <w:p>
@@ -3017,14 +2707,7 @@
           <w:rFonts w:ascii="Arial" w:eastAsia="Arial" w:hAnsi="Arial" w:cs="Arial"/>
           <w:color w:val="111111"/>
         </w:rPr>
-        <w:t xml:space="preserve"> habits by standardizing structured logs and key metrics, enabling faster incident triage and clearer accountability when services degraded unexpecte</w:t>
-      </w:r>
-      <w:r>
-        <w:rPr>
-          <w:rFonts w:ascii="Arial" w:eastAsia="Arial" w:hAnsi="Arial" w:cs="Arial"/>
-          <w:color w:val="111111"/>
-        </w:rPr>
-        <w:t>dly.</w:t>
+        <w:t xml:space="preserve"> habits by standardizing structured logs and key metrics, enabling faster incident triage and clearer accountability when services degraded unexpectedly.</w:t>
       </w:r>
     </w:p>
     <w:p>
@@ -3053,14 +2736,7 @@
           <w:color w:val="111111"/>
         </w:rPr>
         <w:lastRenderedPageBreak/>
-        <w:t>- Partnered with product owners and QA to define accep</w:t>
-      </w:r>
-      <w:r>
-        <w:rPr>
-          <w:rFonts w:ascii="Arial" w:eastAsia="Arial" w:hAnsi="Arial" w:cs="Arial"/>
-          <w:color w:val="111111"/>
-        </w:rPr>
-        <w:t>tance criteria early, clarify edge-case behavior, and reduce the number of late-cycle requirement reversals that slowed delivery.</w:t>
+        <w:t>- Partnered with product owners and QA to define acceptance criteria early, clarify edge-case behavior, and reduce the number of late-cycle requirement reversals that slowed delivery.</w:t>
       </w:r>
     </w:p>
     <w:p>
@@ -3074,14 +2750,7 @@
           <w:rFonts w:ascii="Arial" w:eastAsia="Arial" w:hAnsi="Arial" w:cs="Arial"/>
           <w:color w:val="111111"/>
         </w:rPr>
-        <w:t>- Improved team execution by contributing to code reviews and lightweight design discussions, focusing on boring-by-design sol</w:t>
-      </w:r>
-      <w:r>
-        <w:rPr>
-          <w:rFonts w:ascii="Arial" w:eastAsia="Arial" w:hAnsi="Arial" w:cs="Arial"/>
-          <w:color w:val="111111"/>
-        </w:rPr>
-        <w:t>utions that stayed stable in production and were easy to support.</w:t>
+        <w:t>- Improved team execution by contributing to code reviews and lightweight design discussions, focusing on boring-by-design solutions that stayed stable in production and were easy to support.</w:t>
       </w:r>
     </w:p>
     <w:p>
@@ -3170,14 +2839,7 @@
           <w:rFonts w:ascii="Arial" w:eastAsia="Arial" w:hAnsi="Arial" w:cs="Arial"/>
           <w:color w:val="111111"/>
         </w:rPr>
-        <w:t>- Developed backend capabilities and API</w:t>
-      </w:r>
-      <w:r>
-        <w:rPr>
-          <w:rFonts w:ascii="Arial" w:eastAsia="Arial" w:hAnsi="Arial" w:cs="Arial"/>
-          <w:color w:val="111111"/>
-        </w:rPr>
-        <w:t xml:space="preserve"> enhancements with consistent validation and clear error messages, reducing downstream issues caused by unexpected inputs and improving overall support efficiency.</w:t>
+        <w:t>- Developed backend capabilities and API enhancements with consistent validation and clear error messages, reducing downstream issues caused by unexpected inputs and improving overall support efficiency.</w:t>
       </w:r>
     </w:p>
     <w:p>
@@ -3207,14 +2869,7 @@
           <w:rFonts w:ascii="Arial" w:eastAsia="Arial" w:hAnsi="Arial" w:cs="Arial"/>
           <w:color w:val="111111"/>
         </w:rPr>
-        <w:t>-based UI development by creating reusable components and predictable cl</w:t>
-      </w:r>
-      <w:r>
-        <w:rPr>
-          <w:rFonts w:ascii="Arial" w:eastAsia="Arial" w:hAnsi="Arial" w:cs="Arial"/>
-          <w:color w:val="111111"/>
-        </w:rPr>
-        <w:t>ient-side data flows, keeping interfaces responsive while coordinating closely with backend contract changes.</w:t>
+        <w:t>-based UI development by creating reusable components and predictable client-side data flows, keeping interfaces responsive while coordinating closely with backend contract changes.</w:t>
       </w:r>
     </w:p>
     <w:p>
@@ -3228,14 +2883,7 @@
           <w:rFonts w:ascii="Arial" w:eastAsia="Arial" w:hAnsi="Arial" w:cs="Arial"/>
           <w:color w:val="111111"/>
         </w:rPr>
-        <w:t xml:space="preserve">- Improved performance by identifying slow endpoints and inefficient queries, then implementing pragmatic fixes that delivered measurable latency </w:t>
-      </w:r>
-      <w:r>
-        <w:rPr>
-          <w:rFonts w:ascii="Arial" w:eastAsia="Arial" w:hAnsi="Arial" w:cs="Arial"/>
-          <w:color w:val="111111"/>
-        </w:rPr>
-        <w:t>improvements without introducing risky architectural rewrites.</w:t>
+        <w:t>- Improved performance by identifying slow endpoints and inefficient queries, then implementing pragmatic fixes that delivered measurable latency improvements without introducing risky architectural rewrites.</w:t>
       </w:r>
     </w:p>
     <w:p>
@@ -3249,14 +2897,7 @@
           <w:rFonts w:ascii="Arial" w:eastAsia="Arial" w:hAnsi="Arial" w:cs="Arial"/>
           <w:color w:val="111111"/>
         </w:rPr>
-        <w:t>- Strengthened deployment readiness by documenting release steps, tightening configuration discipline, and helping establish repeatable checks so production changes were less stressful and more</w:t>
-      </w:r>
-      <w:r>
-        <w:rPr>
-          <w:rFonts w:ascii="Arial" w:eastAsia="Arial" w:hAnsi="Arial" w:cs="Arial"/>
-          <w:color w:val="111111"/>
-        </w:rPr>
-        <w:t xml:space="preserve"> reliable.</w:t>
+        <w:t>- Strengthened deployment readiness by documenting release steps, tightening configuration discipline, and helping establish repeatable checks so production changes were less stressful and more reliable.</w:t>
       </w:r>
     </w:p>
     <w:p>
@@ -3284,14 +2925,7 @@
           <w:rFonts w:ascii="Arial" w:eastAsia="Arial" w:hAnsi="Arial" w:cs="Arial"/>
           <w:color w:val="111111"/>
         </w:rPr>
-        <w:t>- Collaborated across roles to refine requi</w:t>
-      </w:r>
-      <w:r>
-        <w:rPr>
-          <w:rFonts w:ascii="Arial" w:eastAsia="Arial" w:hAnsi="Arial" w:cs="Arial"/>
-          <w:color w:val="111111"/>
-        </w:rPr>
-        <w:t>rements into implementable tasks, keeping work moving even when inputs were ambiguous, and ensuring delivered behavior matched real-world user expectations.</w:t>
+        <w:t>- Collaborated across roles to refine requirements into implementable tasks, keeping work moving even when inputs were ambiguous, and ensuring delivered behavior matched real-world user expectations.</w:t>
       </w:r>
     </w:p>
     <w:p>
@@ -3353,14 +2987,7 @@
           <w:rFonts w:ascii="Arial" w:eastAsia="Arial" w:hAnsi="Arial" w:cs="Arial"/>
           <w:color w:val="111111"/>
         </w:rPr>
-        <w:t>- S</w:t>
-      </w:r>
-      <w:r>
-        <w:rPr>
-          <w:rFonts w:ascii="Arial" w:eastAsia="Arial" w:hAnsi="Arial" w:cs="Arial"/>
-          <w:color w:val="111111"/>
-        </w:rPr>
-        <w:t>upported feature development and maintenance by implementing changes carefully, validating behavior against real user workflows, and ensuring everyday operations stayed stable as the product evolved.</w:t>
+        <w:t>- Supported feature development and maintenance by implementing changes carefully, validating behavior against real user workflows, and ensuring everyday operations stayed stable as the product evolved.</w:t>
       </w:r>
     </w:p>
     <w:p>
@@ -3374,14 +3001,7 @@
           <w:rFonts w:ascii="Arial" w:eastAsia="Arial" w:hAnsi="Arial" w:cs="Arial"/>
           <w:color w:val="111111"/>
         </w:rPr>
-        <w:t>- Diagnosed defects by reproducing issues reliably, narr</w:t>
-      </w:r>
-      <w:r>
-        <w:rPr>
-          <w:rFonts w:ascii="Arial" w:eastAsia="Arial" w:hAnsi="Arial" w:cs="Arial"/>
-          <w:color w:val="111111"/>
-        </w:rPr>
-        <w:t>owing root causes with logs and controlled tests, and communicating findings clearly so fixes were safe, targeted, and easy to review.</w:t>
+        <w:t>- Diagnosed defects by reproducing issues reliably, narrowing root causes with logs and controlled tests, and communicating findings clearly so fixes were safe, targeted, and easy to review.</w:t>
       </w:r>
     </w:p>
     <w:p>
@@ -3395,14 +3015,7 @@
           <w:rFonts w:ascii="Arial" w:eastAsia="Arial" w:hAnsi="Arial" w:cs="Arial"/>
           <w:color w:val="111111"/>
         </w:rPr>
-        <w:t>- Implemented backend functionality and small API improvements with consistent input validation and error handling, reduc</w:t>
-      </w:r>
-      <w:r>
-        <w:rPr>
-          <w:rFonts w:ascii="Arial" w:eastAsia="Arial" w:hAnsi="Arial" w:cs="Arial"/>
-          <w:color w:val="111111"/>
-        </w:rPr>
-        <w:t>ing brittle edge cases that previously caused confusing user-facing failures.</w:t>
+        <w:t>- Implemented backend functionality and small API improvements with consistent input validation and error handling, reducing brittle edge cases that previously caused confusing user-facing failures.</w:t>
       </w:r>
     </w:p>
     <w:p>
@@ -3416,14 +3029,7 @@
           <w:rFonts w:ascii="Arial" w:eastAsia="Arial" w:hAnsi="Arial" w:cs="Arial"/>
           <w:color w:val="111111"/>
         </w:rPr>
-        <w:t>- Contributed to front-end enhancements by improving UI behavior and forms, focusing on usability and predictable state changes so common user paths required fewer support interv</w:t>
-      </w:r>
-      <w:r>
-        <w:rPr>
-          <w:rFonts w:ascii="Arial" w:eastAsia="Arial" w:hAnsi="Arial" w:cs="Arial"/>
-          <w:color w:val="111111"/>
-        </w:rPr>
-        <w:t>entions.</w:t>
+        <w:t>- Contributed to front-end enhancements by improving UI behavior and forms, focusing on usability and predictable state changes so common user paths required fewer support interventions.</w:t>
       </w:r>
     </w:p>
     <w:p>
@@ -3451,14 +3057,7 @@
           <w:rFonts w:ascii="Arial" w:eastAsia="Arial" w:hAnsi="Arial" w:cs="Arial"/>
           <w:color w:val="111111"/>
         </w:rPr>
-        <w:t>- Collaborated with senior engineers to learn clean</w:t>
-      </w:r>
-      <w:r>
-        <w:rPr>
-          <w:rFonts w:ascii="Arial" w:eastAsia="Arial" w:hAnsi="Arial" w:cs="Arial"/>
-          <w:color w:val="111111"/>
-        </w:rPr>
-        <w:t xml:space="preserve"> coding habits, refactoring safely in small steps while keeping behavior intact, and building confidence around change control in shared codebases.</w:t>
+        <w:t>- Collaborated with senior engineers to learn clean coding habits, refactoring safely in small steps while keeping behavior intact, and building confidence around change control in shared codebases.</w:t>
       </w:r>
     </w:p>
     <w:p>
@@ -3472,14 +3071,7 @@
           <w:rFonts w:ascii="Arial" w:eastAsia="Arial" w:hAnsi="Arial" w:cs="Arial"/>
           <w:color w:val="111111"/>
         </w:rPr>
-        <w:t>- Helped improve operational hygiene by adding clearer logging around fragile workflows, which made producti</w:t>
-      </w:r>
-      <w:r>
-        <w:rPr>
-          <w:rFonts w:ascii="Arial" w:eastAsia="Arial" w:hAnsi="Arial" w:cs="Arial"/>
-          <w:color w:val="111111"/>
-        </w:rPr>
-        <w:t>on troubleshooting faster and reduced the time needed to isolate a failing step.</w:t>
+        <w:t>- Helped improve operational hygiene by adding clearer logging around fragile workflows, which made production troubleshooting faster and reduced the time needed to isolate a failing step.</w:t>
       </w:r>
     </w:p>
     <w:p>
@@ -3493,14 +3085,7 @@
           <w:rFonts w:ascii="Arial" w:eastAsia="Arial" w:hAnsi="Arial" w:cs="Arial"/>
           <w:color w:val="111111"/>
         </w:rPr>
-        <w:t xml:space="preserve">- Worked closely with non-engineering teammates to clarify requirements and edge cases early, reducing late-stage surprises and ensuring delivered features matched the intent </w:t>
-      </w:r>
-      <w:r>
-        <w:rPr>
-          <w:rFonts w:ascii="Arial" w:eastAsia="Arial" w:hAnsi="Arial" w:cs="Arial"/>
-          <w:color w:val="111111"/>
-        </w:rPr>
-        <w:t>of the request.</w:t>
+        <w:t>- Worked closely with non-engineering teammates to clarify requirements and edge cases early, reducing late-stage surprises and ensuring delivered features matched the intent of the request.</w:t>
       </w:r>
     </w:p>
     <w:p>
